--- a/team-bios.docx
+++ b/team-bios.docx
@@ -1,18 +1,47 @@
 
 <file path=word/document.xml><?xml version="1.0" encoding="utf-8"?>
-<w:document xmlns:wpc="http://schemas.microsoft.com/office/word/2010/wordprocessingCanvas" xmlns:cx="http://schemas.microsoft.com/office/drawing/2014/chartex" xmlns:cx1="http://schemas.microsoft.com/office/drawing/2015/9/8/chartex" xmlns:cx2="http://schemas.microsoft.com/office/drawing/2015/10/21/chartex" xmlns:cx3="http://schemas.microsoft.com/office/drawing/2016/5/9/chartex" xmlns:cx4="http://schemas.microsoft.com/office/drawing/2016/5/10/chartex" xmlns:cx5="http://schemas.microsoft.com/office/drawing/2016/5/11/chartex" xmlns:cx6="http://schemas.microsoft.com/office/drawing/2016/5/12/chartex" xmlns:cx7="http://schemas.microsoft.com/office/drawing/2016/5/13/chartex" xmlns:cx8="http://schemas.microsoft.com/office/drawing/2016/5/14/chartex" xmlns:mc="http://schemas.openxmlformats.org/markup-compatibility/2006" xmlns:aink="http://schemas.microsoft.com/office/drawing/2016/ink" xmlns:am3d="http://schemas.microsoft.com/office/drawing/2017/model3d" xmlns:o="urn:schemas-microsoft-com:office:office" xmlns:oel="http://schemas.microsoft.com/office/2019/extlst" xmlns:r="http://schemas.openxmlformats.org/officeDocument/2006/relationships" xmlns:m="http://schemas.openxmlformats.org/officeDocument/2006/math" xmlns:v="urn:schemas-microsoft-com:vml" xmlns:wp14="http://schemas.microsoft.com/office/word/2010/wordprocessingDrawing" xmlns:wp="http://schemas.openxmlformats.org/drawingml/2006/wordprocessingDrawing" xmlns:w10="urn:schemas-microsoft-com:office:word" xmlns:w="http://schemas.openxmlformats.org/wordprocessingml/2006/main" xmlns:w14="http://schemas.microsoft.com/office/word/2010/wordml" xmlns:w15="http://schemas.microsoft.com/office/word/2012/wordml" xmlns:w16cex="http://schemas.microsoft.com/office/word/2018/wordml/cex" xmlns:w16cid="http://schemas.microsoft.com/office/word/2016/wordml/cid" xmlns:w16="http://schemas.microsoft.com/office/word/2018/wordml" xmlns:w16du="http://schemas.microsoft.com/office/word/2023/wordml/word16du" xmlns:w16sdtdh="http://schemas.microsoft.com/office/word/2020/wordml/sdtdatahash" xmlns:w16sdtfl="http://schemas.microsoft.com/office/word/2024/wordml/sdtformatlock" xmlns:w16se="http://schemas.microsoft.com/office/word/2015/wordml/symex" xmlns:wpg="http://schemas.microsoft.com/office/word/2010/wordprocessingGroup" xmlns:wpi="http://schemas.microsoft.com/office/word/2010/wordprocessingInk" xmlns:wne="http://schemas.microsoft.com/office/word/2006/wordml" xmlns:wps="http://schemas.microsoft.com/office/word/2010/wordprocessingShape" mc:Ignorable="w14 w15 w16se w16cid w16 w16cex w16sdtdh w16sdtfl w16du wp14">
+<w:document xmlns:wpc="http://schemas.microsoft.com/office/word/2010/wordprocessingCanvas" xmlns:cx="http://schemas.microsoft.com/office/drawing/2014/chartex" xmlns:cx1="http://schemas.microsoft.com/office/drawing/2015/9/8/chartex" xmlns:cx2="http://schemas.microsoft.com/office/drawing/2015/10/21/chartex" xmlns:cx3="http://schemas.microsoft.com/office/drawing/2016/5/9/chartex" xmlns:cx4="http://schemas.microsoft.com/office/drawing/2016/5/10/chartex" xmlns:cx5="http://schemas.microsoft.com/office/drawing/2016/5/11/chartex" xmlns:cx6="http://schemas.microsoft.com/office/drawing/2016/5/12/chartex" xmlns:cx7="http://schemas.microsoft.com/office/drawing/2016/5/13/chartex" xmlns:cx8="http://schemas.microsoft.com/office/drawing/2016/5/14/chartex" xmlns:mc="http://schemas.openxmlformats.org/markup-compatibility/2006" xmlns:m="http://schemas.openxmlformats.org/officeDocument/2006/math" xmlns:aink="http://schemas.microsoft.com/office/drawing/2016/ink" xmlns:am3d="http://schemas.microsoft.com/office/drawing/2017/model3d" xmlns:oel="http://schemas.microsoft.com/office/2019/extlst" xmlns:r="http://schemas.openxmlformats.org/officeDocument/2006/relationships" xmlns:wp14="http://schemas.microsoft.com/office/word/2010/wordprocessingDrawing" xmlns:wp="http://schemas.openxmlformats.org/drawingml/2006/wordprocessingDrawing" xmlns:wpg="http://schemas.microsoft.com/office/word/2010/wordprocessingGroup" xmlns:wpi="http://schemas.microsoft.com/office/word/2010/wordprocessingInk" xmlns:wps="http://schemas.microsoft.com/office/word/2010/wordprocessingShape" xmlns:o="urn:schemas-microsoft-com:office:office" xmlns:v="urn:schemas-microsoft-com:vml" xmlns:w10="urn:schemas-microsoft-com:office:word" xmlns:w="http://schemas.openxmlformats.org/wordprocessingml/2006/main" xmlns:w14="http://schemas.microsoft.com/office/word/2010/wordml" xmlns:w15="http://schemas.microsoft.com/office/word/2012/wordml" xmlns:w16cex="http://schemas.microsoft.com/office/word/2018/wordml/cex" xmlns:w16cid="http://schemas.microsoft.com/office/word/2016/wordml/cid" xmlns:w16="http://schemas.microsoft.com/office/word/2018/wordml" xmlns:w16sdtdh="http://schemas.microsoft.com/office/word/2020/wordml/sdtdatahash" xmlns:w16sdtfl="http://schemas.microsoft.com/office/word/2024/wordml/sdtformatlock" xmlns:w16se="http://schemas.microsoft.com/office/word/2015/wordml/symex" xmlns:w16du="http://schemas.microsoft.com/office/word/2023/wordml/word16du" xmlns:wne="http://schemas.microsoft.com/office/word/2006/wordml" mc:Ignorable="w14 w15 w16se w16cid w16 w16cex w16sdtdh w16sdtfl w16du wp14">
   <w:body>
     <w:p>
+      <w:r>
+        <w:fldChar w:fldCharType="begin"/>
+      </w:r>
+      <w:r>
+        <w:instrText>HYPERLINK "https://www.iyotzov.com/"</w:instrText>
+      </w:r>
+      <w:r>
+        <w:fldChar w:fldCharType="separate"/>
+      </w:r>
+      <w:r>
+        <w:rPr>
+          <w:rStyle w:val="Hyperlink"/>
+        </w:rPr>
+        <w:t>Ivan Yotzov</w:t>
+      </w:r>
+      <w:r>
+        <w:fldChar w:fldCharType="end"/>
+      </w:r>
+      <w:r>
+        <w:t xml:space="preserve"> is a research economist at the Bank of England.</w:t>
+      </w:r>
+    </w:p>
+    <w:p>
       <w:hyperlink r:id="rId4" w:history="1">
         <w:r>
           <w:rPr>
             <w:rStyle w:val="Hyperlink"/>
           </w:rPr>
-          <w:t>Ivan Yotzov</w:t>
+          <w:t>Jose Maria Barrero</w:t>
         </w:r>
       </w:hyperlink>
       <w:r>
-        <w:t xml:space="preserve"> is a research economist at the Bank of England.</w:t>
+        <w:t xml:space="preserve"> is </w:t>
+      </w:r>
+      <w:r>
+        <w:t>Associate Professor of Finance</w:t>
+      </w:r>
+      <w:r>
+        <w:t xml:space="preserve"> at ITAM Business School.</w:t>
       </w:r>
     </w:p>
     <w:p>
@@ -21,200 +50,262 @@
           <w:rPr>
             <w:rStyle w:val="Hyperlink"/>
           </w:rPr>
-          <w:t>Jose Maria Barrero</w:t>
+          <w:t>Nicholas Bloom</w:t>
         </w:r>
       </w:hyperlink>
       <w:r>
+        <w:t xml:space="preserve"> </w:t>
+      </w:r>
+      <w:r>
+        <w:t xml:space="preserve">is the </w:t>
+      </w:r>
+      <w:r>
+        <w:t>William Eberle Professor of Economics at Stanford University</w:t>
+      </w:r>
+      <w:r>
+        <w:t>.</w:t>
+      </w:r>
+    </w:p>
+    <w:p>
+      <w:r>
+        <w:t>Philip Bunn is</w:t>
+      </w:r>
+      <w:r>
+        <w:t xml:space="preserve"> </w:t>
+      </w:r>
+      <w:r>
+        <w:t>a Senior Technical Advisor at the Bank of England</w:t>
+      </w:r>
+      <w:r>
+        <w:t>.</w:t>
+      </w:r>
+    </w:p>
+    <w:p>
+      <w:hyperlink r:id="rId6" w:history="1">
+        <w:r>
+          <w:rPr>
+            <w:rStyle w:val="Hyperlink"/>
+          </w:rPr>
+          <w:t>Chanya Chawla</w:t>
+        </w:r>
+      </w:hyperlink>
+      <w:r>
+        <w:t xml:space="preserve"> is an Economist in the Survey and Economic Intelligence Division at the Bank of Canada.</w:t>
+      </w:r>
+    </w:p>
+    <w:p>
+      <w:hyperlink r:id="rId7" w:history="1">
+        <w:r>
+          <w:rPr>
+            <w:rStyle w:val="Hyperlink"/>
+          </w:rPr>
+          <w:t>Steven J. Davis</w:t>
+        </w:r>
+      </w:hyperlink>
+      <w:r>
+        <w:t xml:space="preserve"> </w:t>
+      </w:r>
+      <w:r>
+        <w:t>i</w:t>
+      </w:r>
+      <w:r>
+        <w:t>s the Thomas W. and Susan B. Ford Senior Fellow and Director of Research at the Hoover Institution</w:t>
+      </w:r>
+      <w:r>
+        <w:t>.</w:t>
+      </w:r>
+    </w:p>
+    <w:p>
+      <w:hyperlink r:id="rId8" w:history="1">
+        <w:r>
+          <w:rPr>
+            <w:rStyle w:val="Hyperlink"/>
+          </w:rPr>
+          <w:t>Kevin M. Foster</w:t>
+        </w:r>
+      </w:hyperlink>
+      <w:r>
+        <w:t xml:space="preserve"> is Survey Director at the Federal Reserve Bank of Atlanta.</w:t>
+      </w:r>
+    </w:p>
+    <w:p>
+      <w:hyperlink r:id="rId9" w:history="1">
+        <w:r>
+          <w:rPr>
+            <w:rStyle w:val="Hyperlink"/>
+          </w:rPr>
+          <w:t>Aaron Jalca</w:t>
+        </w:r>
+      </w:hyperlink>
+      <w:r>
+        <w:t xml:space="preserve"> is an Economic Research Analyst at the Federal Reserve Bank of Atlanta</w:t>
+      </w:r>
+      <w:r>
+        <w:t>.</w:t>
+      </w:r>
+    </w:p>
+    <w:p>
+      <w:hyperlink r:id="rId10" w:history="1">
+        <w:r>
+          <w:rPr>
+            <w:rStyle w:val="Hyperlink"/>
+          </w:rPr>
+          <w:t>Brent H. Meyer</w:t>
+        </w:r>
+      </w:hyperlink>
+      <w:r>
+        <w:t xml:space="preserve"> is Vice President and Senior Economist at the </w:t>
+      </w:r>
+      <w:r>
+        <w:t>Federal</w:t>
+      </w:r>
+      <w:r>
+        <w:t xml:space="preserve"> Reserve Bank of Atlanta.</w:t>
+      </w:r>
+    </w:p>
+    <w:p>
+      <w:hyperlink r:id="rId11" w:history="1">
+        <w:r>
+          <w:rPr>
+            <w:rStyle w:val="Hyperlink"/>
+          </w:rPr>
+          <w:t>Paul Mizen</w:t>
+        </w:r>
+      </w:hyperlink>
+      <w:r>
         <w:t xml:space="preserve"> is </w:t>
       </w:r>
       <w:r>
-        <w:t>Associate Professor of Finance</w:t>
-      </w:r>
-      <w:r>
-        <w:t xml:space="preserve"> at ITAM Business School.</w:t>
-      </w:r>
-    </w:p>
-    <w:p>
-      <w:hyperlink r:id="rId6" w:history="1">
-        <w:r>
-          <w:rPr>
-            <w:rStyle w:val="Hyperlink"/>
-          </w:rPr>
-          <w:t>Nicholas Bloom</w:t>
+        <w:t>a</w:t>
+      </w:r>
+      <w:r>
+        <w:t xml:space="preserve"> Professor </w:t>
+      </w:r>
+      <w:r>
+        <w:t>of</w:t>
+      </w:r>
+      <w:r>
+        <w:t xml:space="preserve"> Economics, King's </w:t>
+      </w:r>
+      <w:r>
+        <w:t>College London.</w:t>
+      </w:r>
+    </w:p>
+    <w:p>
+      <w:hyperlink r:id="rId12" w:history="1">
+        <w:r>
+          <w:rPr>
+            <w:rStyle w:val="Hyperlink"/>
+          </w:rPr>
+          <w:t>Michael A. Navarrete</w:t>
         </w:r>
       </w:hyperlink>
       <w:r>
-        <w:t xml:space="preserve"> </w:t>
-      </w:r>
-      <w:r>
-        <w:t xml:space="preserve">is the </w:t>
-      </w:r>
-      <w:r>
-        <w:t>William Eberle Professor of Economics at Stanford University</w:t>
+        <w:t xml:space="preserve"> is </w:t>
+      </w:r>
+      <w:r>
+        <w:t>an Assistant Policy Adviser and Economist at the Federal Reserve Bank of Atlanta.</w:t>
+      </w:r>
+    </w:p>
+    <w:p>
+      <w:hyperlink r:id="rId13" w:history="1">
+        <w:r>
+          <w:rPr>
+            <w:rStyle w:val="Hyperlink"/>
+          </w:rPr>
+          <w:t>Samil Oh</w:t>
+        </w:r>
+      </w:hyperlink>
+      <w:r>
+        <w:t xml:space="preserve"> is an Economist at Bank of Korea.</w:t>
+      </w:r>
+    </w:p>
+    <w:p>
+      <w:hyperlink r:id="rId14" w:history="1">
+        <w:r>
+          <w:rPr>
+            <w:rStyle w:val="Hyperlink"/>
+          </w:rPr>
+          <w:t>Katia Garcia Loredo</w:t>
+        </w:r>
+      </w:hyperlink>
+      <w:r>
+        <w:t xml:space="preserve"> is Deputy Manager of Statistical Analysis at Banco de Mexico.</w:t>
+      </w:r>
+    </w:p>
+    <w:p>
+      <w:hyperlink r:id="rId15" w:history="1">
+        <w:r>
+          <w:rPr>
+            <w:rStyle w:val="Hyperlink"/>
+          </w:rPr>
+          <w:t>Moni</w:t>
+        </w:r>
+        <w:r>
+          <w:rPr>
+            <w:rStyle w:val="Hyperlink"/>
+          </w:rPr>
+          <w:t>q</w:t>
+        </w:r>
+        <w:r>
+          <w:rPr>
+            <w:rStyle w:val="Hyperlink"/>
+          </w:rPr>
+          <w:t>ue Reid</w:t>
+        </w:r>
+      </w:hyperlink>
+      <w:r>
+        <w:t xml:space="preserve"> is a Lead Economist at the South African Reserve Bank.</w:t>
+      </w:r>
+    </w:p>
+    <w:p>
+      <w:hyperlink r:id="rId16" w:history="1">
+        <w:r>
+          <w:rPr>
+            <w:rStyle w:val="Hyperlink"/>
+          </w:rPr>
+          <w:t xml:space="preserve">Pawel </w:t>
+        </w:r>
+        <w:proofErr w:type="spellStart"/>
+        <w:r>
+          <w:rPr>
+            <w:rStyle w:val="Hyperlink"/>
+          </w:rPr>
+          <w:t>Smietanka</w:t>
+        </w:r>
+        <w:proofErr w:type="spellEnd"/>
+      </w:hyperlink>
+      <w:r>
+        <w:t xml:space="preserve"> is a </w:t>
+      </w:r>
+      <w:r>
+        <w:t>Senior Economist at the Deutsche Bundesbank</w:t>
       </w:r>
       <w:r>
         <w:t>.</w:t>
       </w:r>
     </w:p>
     <w:p>
-      <w:r>
-        <w:t>Philip Bunn is</w:t>
-      </w:r>
-      <w:r>
-        <w:t xml:space="preserve"> </w:t>
-      </w:r>
-      <w:r>
-        <w:t>a Senior Technical Advisor at the Bank of England</w:t>
-      </w:r>
-      <w:r>
-        <w:t>.</w:t>
-      </w:r>
-    </w:p>
-    <w:p>
-      <w:hyperlink r:id="rId7" w:history="1">
-        <w:r>
-          <w:rPr>
-            <w:rStyle w:val="Hyperlink"/>
-          </w:rPr>
-          <w:t>Steven J. Davis</w:t>
+      <w:hyperlink r:id="rId17" w:history="1">
+        <w:r>
+          <w:rPr>
+            <w:rStyle w:val="Hyperlink"/>
+          </w:rPr>
+          <w:t>Gregory Thwaites</w:t>
         </w:r>
       </w:hyperlink>
       <w:r>
-        <w:t xml:space="preserve"> </w:t>
-      </w:r>
-      <w:r>
-        <w:t>i</w:t>
-      </w:r>
-      <w:r>
-        <w:t>s the Thomas W. and Susan B. Ford Senior Fellow and Director of Research at the Hoover Institution</w:t>
-      </w:r>
-    </w:p>
-    <w:p>
-      <w:hyperlink r:id="rId8" w:history="1">
-        <w:r>
-          <w:rPr>
-            <w:rStyle w:val="Hyperlink"/>
-          </w:rPr>
-          <w:t>Kevin M. Foster</w:t>
-        </w:r>
-      </w:hyperlink>
-      <w:r>
-        <w:t xml:space="preserve"> is Survey Director at the Federal Reserve Bank of Atlanta.</w:t>
-      </w:r>
-    </w:p>
-    <w:p>
-      <w:hyperlink r:id="rId9" w:history="1">
-        <w:r>
-          <w:rPr>
-            <w:rStyle w:val="Hyperlink"/>
-          </w:rPr>
-          <w:t>Aaron Jalca</w:t>
-        </w:r>
-      </w:hyperlink>
-      <w:r>
-        <w:t xml:space="preserve"> is an Economic Research Analyst at the Federal Reserve Bank of Atlanta</w:t>
-      </w:r>
-      <w:r>
-        <w:t>.</w:t>
-      </w:r>
-    </w:p>
-    <w:p>
-      <w:hyperlink r:id="rId10" w:history="1">
-        <w:r>
-          <w:rPr>
-            <w:rStyle w:val="Hyperlink"/>
-          </w:rPr>
-          <w:t>Brent H. Meyer</w:t>
-        </w:r>
-      </w:hyperlink>
-      <w:r>
-        <w:t xml:space="preserve"> is Vice President and Senior Economist at the Federeal Reserve Bank of Atlanta.</w:t>
-      </w:r>
-    </w:p>
-    <w:p>
-      <w:hyperlink r:id="rId11" w:history="1">
-        <w:r>
-          <w:rPr>
-            <w:rStyle w:val="Hyperlink"/>
-          </w:rPr>
-          <w:t>Paul Mizen</w:t>
-        </w:r>
-      </w:hyperlink>
-      <w:r>
-        <w:t xml:space="preserve"> is </w:t>
-      </w:r>
-      <w:r>
-        <w:t>a</w:t>
-      </w:r>
-      <w:r>
-        <w:t xml:space="preserve"> Professor </w:t>
+        <w:t xml:space="preserve"> is an Associate Professor </w:t>
       </w:r>
       <w:r>
         <w:t>of</w:t>
       </w:r>
       <w:r>
-        <w:t xml:space="preserve"> Economics, King's </w:t>
-      </w:r>
-      <w:r>
-        <w:t>College London.</w:t>
-      </w:r>
-    </w:p>
-    <w:p>
-      <w:hyperlink r:id="rId12" w:history="1">
-        <w:r>
-          <w:rPr>
-            <w:rStyle w:val="Hyperlink"/>
-          </w:rPr>
-          <w:t>Michael A. Navarrete</w:t>
-        </w:r>
-      </w:hyperlink>
-      <w:r>
-        <w:t xml:space="preserve"> is </w:t>
-      </w:r>
-      <w:r>
-        <w:t>an Assistant Policy Adviser and Economist at the Federal Reserve Bank of Atlanta.</w:t>
-      </w:r>
-    </w:p>
-    <w:p>
-      <w:hyperlink r:id="rId13" w:history="1">
-        <w:r>
-          <w:rPr>
-            <w:rStyle w:val="Hyperlink"/>
-          </w:rPr>
-          <w:t>Pawel Smietanka</w:t>
-        </w:r>
-      </w:hyperlink>
-      <w:r>
-        <w:t xml:space="preserve"> is a </w:t>
-      </w:r>
-      <w:r>
-        <w:t>Senior Economist at the Deutsche Bundesbank</w:t>
-      </w:r>
-      <w:r>
-        <w:t>.</w:t>
-      </w:r>
-    </w:p>
-    <w:p>
-      <w:hyperlink r:id="rId14" w:history="1">
-        <w:r>
-          <w:rPr>
-            <w:rStyle w:val="Hyperlink"/>
-          </w:rPr>
-          <w:t>Gregory Thwaites</w:t>
-        </w:r>
-      </w:hyperlink>
-      <w:r>
-        <w:t xml:space="preserve"> is an Associate Professor </w:t>
-      </w:r>
-      <w:r>
-        <w:t>of</w:t>
-      </w:r>
-      <w:r>
         <w:t xml:space="preserve"> Economics, University of Nottingham. </w:t>
       </w:r>
     </w:p>
     <w:p>
-      <w:hyperlink r:id="rId15" w:history="1">
+      <w:hyperlink r:id="rId18" w:history="1">
         <w:r>
           <w:rPr>
             <w:rStyle w:val="Hyperlink"/>
@@ -240,7 +331,7 @@
 </file>
 
 <file path=word/styles.xml><?xml version="1.0" encoding="utf-8"?>
-<w:styles xmlns:mc="http://schemas.openxmlformats.org/markup-compatibility/2006" xmlns:r="http://schemas.openxmlformats.org/officeDocument/2006/relationships" xmlns:w="http://schemas.openxmlformats.org/wordprocessingml/2006/main" xmlns:w14="http://schemas.microsoft.com/office/word/2010/wordml" xmlns:w15="http://schemas.microsoft.com/office/word/2012/wordml" xmlns:w16cex="http://schemas.microsoft.com/office/word/2018/wordml/cex" xmlns:w16cid="http://schemas.microsoft.com/office/word/2016/wordml/cid" xmlns:w16="http://schemas.microsoft.com/office/word/2018/wordml" xmlns:w16du="http://schemas.microsoft.com/office/word/2023/wordml/word16du" xmlns:w16sdtdh="http://schemas.microsoft.com/office/word/2020/wordml/sdtdatahash" xmlns:w16sdtfl="http://schemas.microsoft.com/office/word/2024/wordml/sdtformatlock" xmlns:w16se="http://schemas.microsoft.com/office/word/2015/wordml/symex" mc:Ignorable="w14 w15 w16se w16cid w16 w16cex w16sdtdh w16sdtfl w16du">
+<w:styles xmlns:mc="http://schemas.openxmlformats.org/markup-compatibility/2006" xmlns:r="http://schemas.openxmlformats.org/officeDocument/2006/relationships" xmlns:w="http://schemas.openxmlformats.org/wordprocessingml/2006/main" xmlns:w14="http://schemas.microsoft.com/office/word/2010/wordml" xmlns:w15="http://schemas.microsoft.com/office/word/2012/wordml" xmlns:w16cex="http://schemas.microsoft.com/office/word/2018/wordml/cex" xmlns:w16cid="http://schemas.microsoft.com/office/word/2016/wordml/cid" xmlns:w16="http://schemas.microsoft.com/office/word/2018/wordml" xmlns:w16sdtdh="http://schemas.microsoft.com/office/word/2020/wordml/sdtdatahash" xmlns:w16sdtfl="http://schemas.microsoft.com/office/word/2024/wordml/sdtformatlock" xmlns:w16se="http://schemas.microsoft.com/office/word/2015/wordml/symex" xmlns:w16du="http://schemas.microsoft.com/office/word/2023/wordml/word16du" mc:Ignorable="w14 w15 w16se w16cid w16 w16cex w16sdtdh w16sdtfl w16du">
   <w:docDefaults>
     <w:rPrDefault>
       <w:rPr>
@@ -1179,6 +1270,18 @@
       <w:shd w:val="clear" w:color="auto" w:fill="E1DFDD"/>
     </w:rPr>
   </w:style>
+  <w:style w:type="character" w:styleId="FollowedHyperlink">
+    <w:name w:val="FollowedHyperlink"/>
+    <w:basedOn w:val="DefaultParagraphFont"/>
+    <w:uiPriority w:val="99"/>
+    <w:semiHidden/>
+    <w:unhideWhenUsed/>
+    <w:rsid w:val="004B13C1"/>
+    <w:rPr>
+      <w:color w:val="96607D" w:themeColor="followedHyperlink"/>
+      <w:u w:val="single"/>
+    </w:rPr>
+  </w:style>
 </w:styles>
 </file>
 
